--- a/Практическая_работа_2_Архитектура_системы_управления_мероприятиями.docx
+++ b/Практическая_работа_2_Архитектура_системы_управления_мероприятиями.docx
@@ -52,11 +52,13 @@
     <w:p>
       <w:pPr>
         <w:rPr>
+          <w:sz w:val="22"/>
           <w:lang w:val="ru-RU"/>
         </w:rPr>
       </w:pPr>
       <w:r>
         <w:rPr>
+          <w:sz w:val="22"/>
           <w:lang w:val="ru-RU"/>
         </w:rPr>
         <w:t>Целью работы является разработка архитектурного представления системы управления мероприятиями образовательной организации на основе результатов практической работы №1.</w:t>
@@ -65,11 +67,13 @@
     <w:p>
       <w:pPr>
         <w:rPr>
+          <w:sz w:val="22"/>
           <w:lang w:val="ru-RU"/>
         </w:rPr>
       </w:pPr>
       <w:r>
         <w:rPr>
+          <w:sz w:val="22"/>
           <w:lang w:val="ru-RU"/>
         </w:rPr>
         <w:t>Система предназначена для создания и публикации мероприятий, регистрации участников, формирования программы, назначения помещений, проведения мероприятий и оформления результатов.</w:t>
@@ -299,34 +303,58 @@
       </w:r>
     </w:p>
     <w:p>
+      <w:pPr>
+        <w:rPr>
+          <w:sz w:val="22"/>
+        </w:rPr>
+      </w:pPr>
       <w:r>
         <w:rPr>
+          <w:sz w:val="22"/>
           <w:lang w:val="ru-RU"/>
         </w:rPr>
         <w:t xml:space="preserve">Для системы выбраны защита персональных данных, надёжность и производительность. </w:t>
       </w:r>
       <w:proofErr w:type="spellStart"/>
       <w:r>
+        <w:rPr>
+          <w:sz w:val="22"/>
+        </w:rPr>
         <w:t>Формулировки</w:t>
       </w:r>
       <w:proofErr w:type="spellEnd"/>
       <w:r>
+        <w:rPr>
+          <w:sz w:val="22"/>
+        </w:rPr>
         <w:t xml:space="preserve"> </w:t>
       </w:r>
       <w:proofErr w:type="spellStart"/>
       <w:r>
+        <w:rPr>
+          <w:sz w:val="22"/>
+        </w:rPr>
         <w:t>сделаны</w:t>
       </w:r>
       <w:proofErr w:type="spellEnd"/>
       <w:r>
+        <w:rPr>
+          <w:sz w:val="22"/>
+        </w:rPr>
         <w:t xml:space="preserve"> </w:t>
       </w:r>
       <w:proofErr w:type="spellStart"/>
       <w:r>
+        <w:rPr>
+          <w:sz w:val="22"/>
+        </w:rPr>
         <w:t>измеримыми</w:t>
       </w:r>
       <w:proofErr w:type="spellEnd"/>
       <w:r>
+        <w:rPr>
+          <w:sz w:val="22"/>
+        </w:rPr>
         <w:t>.</w:t>
       </w:r>
     </w:p>
@@ -347,7 +375,7 @@
         </w:trPr>
         <w:tc>
           <w:tcPr>
-            <w:tcW w:w="4844" w:type="dxa"/>
+            <w:tcW w:w="4839" w:type="dxa"/>
           </w:tcPr>
           <w:p>
             <w:pPr>
@@ -364,7 +392,7 @@
         </w:tc>
         <w:tc>
           <w:tcPr>
-            <w:tcW w:w="4844" w:type="dxa"/>
+            <w:tcW w:w="4840" w:type="dxa"/>
           </w:tcPr>
           <w:p>
             <w:pPr>
@@ -386,7 +414,7 @@
         </w:trPr>
         <w:tc>
           <w:tcPr>
-            <w:tcW w:w="4844" w:type="dxa"/>
+            <w:tcW w:w="4839" w:type="dxa"/>
           </w:tcPr>
           <w:p>
             <w:pPr>
@@ -403,7 +431,7 @@
         </w:tc>
         <w:tc>
           <w:tcPr>
-            <w:tcW w:w="4844" w:type="dxa"/>
+            <w:tcW w:w="4840" w:type="dxa"/>
           </w:tcPr>
           <w:p>
             <w:pPr>
@@ -429,7 +457,7 @@
         </w:trPr>
         <w:tc>
           <w:tcPr>
-            <w:tcW w:w="4844" w:type="dxa"/>
+            <w:tcW w:w="4839" w:type="dxa"/>
           </w:tcPr>
           <w:p>
             <w:pPr>
@@ -448,7 +476,7 @@
         </w:tc>
         <w:tc>
           <w:tcPr>
-            <w:tcW w:w="4844" w:type="dxa"/>
+            <w:tcW w:w="4840" w:type="dxa"/>
           </w:tcPr>
           <w:p>
             <w:pPr>
@@ -468,50 +496,31 @@
           </w:p>
         </w:tc>
       </w:tr>
-    </w:tbl>
-    <w:p>
-      <w:pPr>
-        <w:rPr>
-          <w:lang w:val="ru-RU"/>
-        </w:rPr>
-      </w:pPr>
-      <w:r>
-        <w:rPr>
-          <w:lang w:val="ru-RU"/>
-        </w:rPr>
-        <w:br w:type="page"/>
-      </w:r>
-    </w:p>
-    <w:tbl>
-      <w:tblPr>
-        <w:tblStyle w:val="aff0"/>
-        <w:tblW w:w="0" w:type="auto"/>
-        <w:jc w:val="center"/>
-        <w:tblLook w:val="04A0" w:firstRow="1" w:lastRow="0" w:firstColumn="1" w:lastColumn="0" w:noHBand="0" w:noVBand="1"/>
-      </w:tblPr>
-      <w:tblGrid>
-        <w:gridCol w:w="4840"/>
-        <w:gridCol w:w="4839"/>
-      </w:tblGrid>
       <w:tr>
-        <w:trPr>
-          <w:jc w:val="center"/>
-        </w:trPr>
+        <w:tblPrEx>
+          <w:jc w:val="left"/>
+        </w:tblPrEx>
         <w:tc>
           <w:tcPr>
-            <w:tcW w:w="4844" w:type="dxa"/>
+            <w:tcW w:w="4839" w:type="dxa"/>
           </w:tcPr>
           <w:p>
             <w:pPr>
               <w:ind w:firstLine="0"/>
-              <w:jc w:val="center"/>
+              <w:rPr>
+                <w:sz w:val="20"/>
+              </w:rPr>
+            </w:pPr>
+          </w:p>
+          <w:p>
+            <w:pPr>
+              <w:ind w:firstLine="0"/>
             </w:pPr>
             <w:proofErr w:type="spellStart"/>
             <w:r>
               <w:rPr>
                 <w:sz w:val="20"/>
               </w:rPr>
-              <w:lastRenderedPageBreak/>
               <w:t>Производительность</w:t>
             </w:r>
             <w:proofErr w:type="spellEnd"/>
@@ -519,7 +528,7 @@
         </w:tc>
         <w:tc>
           <w:tcPr>
-            <w:tcW w:w="4844" w:type="dxa"/>
+            <w:tcW w:w="4840" w:type="dxa"/>
           </w:tcPr>
           <w:p>
             <w:pPr>
@@ -543,6 +552,19 @@
     <w:p>
       <w:pPr>
         <w:rPr>
+          <w:lang w:val="ru-RU"/>
+        </w:rPr>
+      </w:pPr>
+      <w:r>
+        <w:rPr>
+          <w:lang w:val="ru-RU"/>
+        </w:rPr>
+        <w:br w:type="page"/>
+      </w:r>
+    </w:p>
+    <w:p>
+      <w:pPr>
+        <w:rPr>
           <w:sz w:val="22"/>
         </w:rPr>
       </w:pPr>
@@ -551,6 +573,7 @@
           <w:sz w:val="22"/>
           <w:lang w:val="ru-RU"/>
         </w:rPr>
+        <w:lastRenderedPageBreak/>
         <w:t xml:space="preserve">С учётом команды из 3 человек, срока 4 месяца и ресурса 12 человеко-месяцев выбран архитектурный стиль «модульный монолит». Он позволяет разделить систему на функциональные модули без затрат на развёртывание множества отдельных сервисов. </w:t>
       </w:r>
       <w:proofErr w:type="spellStart"/>
@@ -1914,17 +1937,21 @@
         </w:tc>
       </w:tr>
     </w:tbl>
+    <w:p/>
     <w:p>
-      <w:pPr>
-        <w:pStyle w:val="1"/>
-      </w:pPr>
+      <w:proofErr w:type="spellStart"/>
       <w:r>
-        <w:t>5. Задание 4. Представление развёртывания</w:t>
+        <w:t>Задание</w:t>
+      </w:r>
+      <w:proofErr w:type="spellEnd"/>
+      <w:r>
+        <w:t xml:space="preserve"> 4. Представление развёртывания</w:t>
       </w:r>
     </w:p>
     <w:p>
       <w:pPr>
         <w:rPr>
+          <w:sz w:val="22"/>
           <w:lang w:val="ru-RU"/>
         </w:rPr>
       </w:pPr>
@@ -1932,7 +1959,7 @@
         <w:rPr>
           <w:rFonts w:ascii="Courier New" w:hAnsi="Courier New"/>
           <w:noProof/>
-          <w:sz w:val="16"/>
+          <w:sz w:val="22"/>
           <w:lang w:val="ru-RU"/>
         </w:rPr>
         <w:drawing>
@@ -1981,15 +2008,20 @@
       </w:r>
       <w:r>
         <w:rPr>
+          <w:sz w:val="22"/>
           <w:lang w:val="ru-RU"/>
         </w:rPr>
         <w:t xml:space="preserve">Пользователь работает через браузер по </w:t>
       </w:r>
       <w:r>
+        <w:rPr>
+          <w:sz w:val="22"/>
+        </w:rPr>
         <w:t>HTTPS</w:t>
       </w:r>
       <w:r>
         <w:rPr>
+          <w:sz w:val="22"/>
           <w:lang w:val="ru-RU"/>
         </w:rPr>
         <w:t>. Сервер приложения взаимодействует с сервером базы данных. База данных не доступна напрямую из интернета.</w:t>
@@ -3137,7 +3169,23 @@
         </w:rPr>
       </w:pPr>
       <w:r>
-        <w:t xml:space="preserve">ADR-001. Выбор модульного </w:t>
+        <w:t xml:space="preserve">ADR-001. </w:t>
+      </w:r>
+      <w:proofErr w:type="spellStart"/>
+      <w:r>
+        <w:t>Выбор</w:t>
+      </w:r>
+      <w:proofErr w:type="spellEnd"/>
+      <w:r>
+        <w:t xml:space="preserve"> </w:t>
+      </w:r>
+      <w:proofErr w:type="spellStart"/>
+      <w:r>
+        <w:t>модульного</w:t>
+      </w:r>
+      <w:proofErr w:type="spellEnd"/>
+      <w:r>
+        <w:t xml:space="preserve"> </w:t>
       </w:r>
       <w:proofErr w:type="spellStart"/>
       <w:r>
@@ -5765,7 +5813,7 @@
                                     <w:rPr>
                                       <w:rFonts w:ascii="Times New Roman" w:hAnsi="Times New Roman"/>
                                       <w:szCs w:val="28"/>
-                                      <w:lang w:val="ru-RU"/>
+                                      <w:lang w:val="en-US"/>
                                     </w:rPr>
                                   </w:pPr>
                                   <w:r>
@@ -5774,7 +5822,15 @@
                                       <w:szCs w:val="28"/>
                                       <w:lang w:val="ru-RU"/>
                                     </w:rPr>
-                                    <w:t>Практическая работа №1</w:t>
+                                    <w:t>Практическая работа №</w:t>
+                                  </w:r>
+                                  <w:r>
+                                    <w:rPr>
+                                      <w:rFonts w:ascii="Times New Roman" w:hAnsi="Times New Roman"/>
+                                      <w:szCs w:val="28"/>
+                                      <w:lang w:val="en-US"/>
+                                    </w:rPr>
+                                    <w:t>2</w:t>
                                   </w:r>
                                 </w:p>
                               </w:tc>
@@ -7286,7 +7342,7 @@
                               <w:rPr>
                                 <w:rFonts w:ascii="Times New Roman" w:hAnsi="Times New Roman"/>
                                 <w:szCs w:val="28"/>
-                                <w:lang w:val="ru-RU"/>
+                                <w:lang w:val="en-US"/>
                               </w:rPr>
                             </w:pPr>
                             <w:r>
@@ -7295,7 +7351,15 @@
                                 <w:szCs w:val="28"/>
                                 <w:lang w:val="ru-RU"/>
                               </w:rPr>
-                              <w:t>Практическая работа №1</w:t>
+                              <w:t>Практическая работа №</w:t>
+                            </w:r>
+                            <w:r>
+                              <w:rPr>
+                                <w:rFonts w:ascii="Times New Roman" w:hAnsi="Times New Roman"/>
+                                <w:szCs w:val="28"/>
+                                <w:lang w:val="en-US"/>
+                              </w:rPr>
+                              <w:t>2</w:t>
                             </w:r>
                           </w:p>
                         </w:tc>

--- a/Практическая_работа_2_Архитектура_системы_управления_мероприятиями.docx
+++ b/Практическая_работа_2_Архитектура_системы_управления_мероприятиями.docx
@@ -103,14 +103,12 @@
               <w:ind w:firstLine="0"/>
               <w:jc w:val="center"/>
             </w:pPr>
-            <w:proofErr w:type="spellStart"/>
             <w:r>
               <w:rPr>
                 <w:sz w:val="20"/>
               </w:rPr>
               <w:t>Ограничение</w:t>
             </w:r>
-            <w:proofErr w:type="spellEnd"/>
           </w:p>
         </w:tc>
         <w:tc>
@@ -315,47 +313,11 @@
         </w:rPr>
         <w:t xml:space="preserve">Для системы выбраны защита персональных данных, надёжность и производительность. </w:t>
       </w:r>
-      <w:proofErr w:type="spellStart"/>
       <w:r>
         <w:rPr>
           <w:sz w:val="22"/>
         </w:rPr>
-        <w:t>Формулировки</w:t>
-      </w:r>
-      <w:proofErr w:type="spellEnd"/>
-      <w:r>
-        <w:rPr>
-          <w:sz w:val="22"/>
-        </w:rPr>
-        <w:t xml:space="preserve"> </w:t>
-      </w:r>
-      <w:proofErr w:type="spellStart"/>
-      <w:r>
-        <w:rPr>
-          <w:sz w:val="22"/>
-        </w:rPr>
-        <w:t>сделаны</w:t>
-      </w:r>
-      <w:proofErr w:type="spellEnd"/>
-      <w:r>
-        <w:rPr>
-          <w:sz w:val="22"/>
-        </w:rPr>
-        <w:t xml:space="preserve"> </w:t>
-      </w:r>
-      <w:proofErr w:type="spellStart"/>
-      <w:r>
-        <w:rPr>
-          <w:sz w:val="22"/>
-        </w:rPr>
-        <w:t>измеримыми</w:t>
-      </w:r>
-      <w:proofErr w:type="spellEnd"/>
-      <w:r>
-        <w:rPr>
-          <w:sz w:val="22"/>
-        </w:rPr>
-        <w:t>.</w:t>
+        <w:t>Формулировки сделаны измеримыми.</w:t>
       </w:r>
     </w:p>
     <w:tbl>
@@ -464,14 +426,12 @@
               <w:ind w:firstLine="0"/>
               <w:jc w:val="center"/>
             </w:pPr>
-            <w:proofErr w:type="spellStart"/>
             <w:r>
               <w:rPr>
                 <w:sz w:val="20"/>
               </w:rPr>
               <w:t>Надёжность</w:t>
             </w:r>
-            <w:proofErr w:type="spellEnd"/>
           </w:p>
         </w:tc>
         <w:tc>
@@ -483,6 +443,7 @@
               <w:ind w:firstLine="0"/>
               <w:jc w:val="center"/>
               <w:rPr>
+                <w:sz w:val="20"/>
                 <w:lang w:val="ru-RU"/>
               </w:rPr>
             </w:pPr>
@@ -491,7 +452,7 @@
                 <w:sz w:val="20"/>
                 <w:lang w:val="ru-RU"/>
               </w:rPr>
-              <w:t>Оформление регистрации участника не должно приводить к потере данных даже при перезапуске сервера.</w:t>
+              <w:t>Данные о регистрации участника сохраняются в базе данных после подтверждения регистрации и не теряются при перезапуске сервера приложения.</w:t>
             </w:r>
           </w:p>
         </w:tc>
@@ -509,21 +470,21 @@
               <w:ind w:firstLine="0"/>
               <w:rPr>
                 <w:sz w:val="20"/>
+                <w:lang w:val="ru-RU"/>
               </w:rPr>
             </w:pPr>
           </w:p>
           <w:p>
             <w:pPr>
               <w:ind w:firstLine="0"/>
+              <w:jc w:val="center"/>
             </w:pPr>
-            <w:proofErr w:type="spellStart"/>
             <w:r>
               <w:rPr>
                 <w:sz w:val="20"/>
               </w:rPr>
               <w:t>Производительность</w:t>
             </w:r>
-            <w:proofErr w:type="spellEnd"/>
           </w:p>
         </w:tc>
         <w:tc>
@@ -576,61 +537,11 @@
         <w:lastRenderedPageBreak/>
         <w:t xml:space="preserve">С учётом команды из 3 человек, срока 4 месяца и ресурса 12 человеко-месяцев выбран архитектурный стиль «модульный монолит». Он позволяет разделить систему на функциональные модули без затрат на развёртывание множества отдельных сервисов. </w:t>
       </w:r>
-      <w:proofErr w:type="spellStart"/>
       <w:r>
         <w:rPr>
           <w:sz w:val="22"/>
         </w:rPr>
-        <w:t>Для</w:t>
-      </w:r>
-      <w:proofErr w:type="spellEnd"/>
-      <w:r>
-        <w:rPr>
-          <w:sz w:val="22"/>
-        </w:rPr>
-        <w:t xml:space="preserve"> </w:t>
-      </w:r>
-      <w:proofErr w:type="spellStart"/>
-      <w:r>
-        <w:rPr>
-          <w:sz w:val="22"/>
-        </w:rPr>
-        <w:t>учебного</w:t>
-      </w:r>
-      <w:proofErr w:type="spellEnd"/>
-      <w:r>
-        <w:rPr>
-          <w:sz w:val="22"/>
-        </w:rPr>
-        <w:t xml:space="preserve"> </w:t>
-      </w:r>
-      <w:proofErr w:type="spellStart"/>
-      <w:r>
-        <w:rPr>
-          <w:sz w:val="22"/>
-        </w:rPr>
-        <w:t>проекта</w:t>
-      </w:r>
-      <w:proofErr w:type="spellEnd"/>
-      <w:r>
-        <w:rPr>
-          <w:sz w:val="22"/>
-        </w:rPr>
-        <w:t xml:space="preserve"> </w:t>
-      </w:r>
-      <w:proofErr w:type="spellStart"/>
-      <w:r>
-        <w:rPr>
-          <w:sz w:val="22"/>
-        </w:rPr>
-        <w:t>такого</w:t>
-      </w:r>
-      <w:proofErr w:type="spellEnd"/>
-      <w:r>
-        <w:rPr>
-          <w:sz w:val="22"/>
-        </w:rPr>
-        <w:t xml:space="preserve"> масштаба микросервисы являются избыточными.</w:t>
+        <w:t>Для учебного проекта такого масштаба микросервисы являются избыточными.</w:t>
       </w:r>
     </w:p>
     <w:tbl>
@@ -890,12 +801,16 @@
             <w:pPr>
               <w:ind w:firstLine="0"/>
               <w:jc w:val="center"/>
+              <w:rPr>
+                <w:lang w:val="ru-RU"/>
+              </w:rPr>
             </w:pPr>
             <w:r>
               <w:rPr>
                 <w:sz w:val="20"/>
+                <w:lang w:val="ru-RU"/>
               </w:rPr>
-              <w:t>4</w:t>
+              <w:t>5</w:t>
             </w:r>
           </w:p>
         </w:tc>
@@ -907,12 +822,16 @@
             <w:pPr>
               <w:ind w:firstLine="0"/>
               <w:jc w:val="center"/>
+              <w:rPr>
+                <w:lang w:val="ru-RU"/>
+              </w:rPr>
             </w:pPr>
             <w:r>
               <w:rPr>
                 <w:sz w:val="20"/>
+                <w:lang w:val="ru-RU"/>
               </w:rPr>
-              <w:t>1</w:t>
+              <w:t>2</w:t>
             </w:r>
           </w:p>
         </w:tc>
@@ -946,44 +865,14 @@
             <w:pPr>
               <w:ind w:firstLine="0"/>
               <w:jc w:val="center"/>
+              <w:rPr>
+                <w:lang w:val="ru-RU"/>
+              </w:rPr>
             </w:pPr>
             <w:r>
               <w:rPr>
                 <w:sz w:val="20"/>
-              </w:rPr>
-              <w:t>1</w:t>
-            </w:r>
-          </w:p>
-        </w:tc>
-        <w:tc>
-          <w:tcPr>
-            <w:tcW w:w="1938" w:type="dxa"/>
-          </w:tcPr>
-          <w:p>
-            <w:pPr>
-              <w:ind w:firstLine="0"/>
-              <w:jc w:val="center"/>
-            </w:pPr>
-            <w:r>
-              <w:rPr>
-                <w:sz w:val="20"/>
-              </w:rPr>
-              <w:t>2</w:t>
-            </w:r>
-          </w:p>
-        </w:tc>
-        <w:tc>
-          <w:tcPr>
-            <w:tcW w:w="1938" w:type="dxa"/>
-          </w:tcPr>
-          <w:p>
-            <w:pPr>
-              <w:ind w:firstLine="0"/>
-              <w:jc w:val="center"/>
-            </w:pPr>
-            <w:r>
-              <w:rPr>
-                <w:sz w:val="20"/>
+                <w:lang w:val="ru-RU"/>
               </w:rPr>
               <w:t>3</w:t>
             </w:r>
@@ -997,12 +886,58 @@
             <w:pPr>
               <w:ind w:firstLine="0"/>
               <w:jc w:val="center"/>
+              <w:rPr>
+                <w:lang w:val="ru-RU"/>
+              </w:rPr>
             </w:pPr>
             <w:r>
               <w:rPr>
                 <w:sz w:val="20"/>
+                <w:lang w:val="ru-RU"/>
               </w:rPr>
-              <w:t>5</w:t>
+              <w:t>3</w:t>
+            </w:r>
+          </w:p>
+        </w:tc>
+        <w:tc>
+          <w:tcPr>
+            <w:tcW w:w="1938" w:type="dxa"/>
+          </w:tcPr>
+          <w:p>
+            <w:pPr>
+              <w:ind w:firstLine="0"/>
+              <w:jc w:val="center"/>
+              <w:rPr>
+                <w:lang w:val="ru-RU"/>
+              </w:rPr>
+            </w:pPr>
+            <w:r>
+              <w:rPr>
+                <w:sz w:val="20"/>
+                <w:lang w:val="ru-RU"/>
+              </w:rPr>
+              <w:t>4</w:t>
+            </w:r>
+          </w:p>
+        </w:tc>
+        <w:tc>
+          <w:tcPr>
+            <w:tcW w:w="1938" w:type="dxa"/>
+          </w:tcPr>
+          <w:p>
+            <w:pPr>
+              <w:ind w:firstLine="0"/>
+              <w:jc w:val="center"/>
+              <w:rPr>
+                <w:lang w:val="ru-RU"/>
+              </w:rPr>
+            </w:pPr>
+            <w:r>
+              <w:rPr>
+                <w:sz w:val="20"/>
+                <w:lang w:val="ru-RU"/>
+              </w:rPr>
+              <w:t>3</w:t>
             </w:r>
           </w:p>
         </w:tc>
@@ -1036,12 +971,16 @@
             <w:pPr>
               <w:ind w:firstLine="0"/>
               <w:jc w:val="center"/>
+              <w:rPr>
+                <w:lang w:val="ru-RU"/>
+              </w:rPr>
             </w:pPr>
             <w:r>
               <w:rPr>
                 <w:sz w:val="20"/>
+                <w:lang w:val="ru-RU"/>
               </w:rPr>
-              <w:t>3</w:t>
+              <w:t>2</w:t>
             </w:r>
           </w:p>
         </w:tc>
@@ -1053,12 +992,16 @@
             <w:pPr>
               <w:ind w:firstLine="0"/>
               <w:jc w:val="center"/>
+              <w:rPr>
+                <w:lang w:val="ru-RU"/>
+              </w:rPr>
             </w:pPr>
             <w:r>
               <w:rPr>
                 <w:sz w:val="20"/>
+                <w:lang w:val="ru-RU"/>
               </w:rPr>
-              <w:t>4</w:t>
+              <w:t>2</w:t>
             </w:r>
           </w:p>
         </w:tc>
@@ -1070,10 +1013,14 @@
             <w:pPr>
               <w:ind w:firstLine="0"/>
               <w:jc w:val="center"/>
+              <w:rPr>
+                <w:lang w:val="ru-RU"/>
+              </w:rPr>
             </w:pPr>
             <w:r>
               <w:rPr>
                 <w:sz w:val="20"/>
+                <w:lang w:val="ru-RU"/>
               </w:rPr>
               <w:t>5</w:t>
             </w:r>
@@ -1087,12 +1034,16 @@
             <w:pPr>
               <w:ind w:firstLine="0"/>
               <w:jc w:val="center"/>
+              <w:rPr>
+                <w:lang w:val="ru-RU"/>
+              </w:rPr>
             </w:pPr>
             <w:r>
               <w:rPr>
                 <w:sz w:val="20"/>
+                <w:lang w:val="ru-RU"/>
               </w:rPr>
-              <w:t>2</w:t>
+              <w:t>3</w:t>
             </w:r>
           </w:p>
         </w:tc>
@@ -1137,12 +1088,16 @@
             <w:pPr>
               <w:ind w:firstLine="0"/>
               <w:jc w:val="center"/>
+              <w:rPr>
+                <w:lang w:val="ru-RU"/>
+              </w:rPr>
             </w:pPr>
             <w:r>
               <w:rPr>
                 <w:sz w:val="20"/>
+                <w:lang w:val="ru-RU"/>
               </w:rPr>
-              <w:t>59</w:t>
+              <w:t>58</w:t>
             </w:r>
           </w:p>
         </w:tc>
@@ -1154,12 +1109,16 @@
             <w:pPr>
               <w:ind w:firstLine="0"/>
               <w:jc w:val="center"/>
+              <w:rPr>
+                <w:lang w:val="ru-RU"/>
+              </w:rPr>
             </w:pPr>
             <w:r>
               <w:rPr>
                 <w:sz w:val="20"/>
+                <w:lang w:val="ru-RU"/>
               </w:rPr>
-              <w:t>54</w:t>
+              <w:t>62</w:t>
             </w:r>
           </w:p>
         </w:tc>
@@ -1171,12 +1130,16 @@
             <w:pPr>
               <w:ind w:firstLine="0"/>
               <w:jc w:val="center"/>
+              <w:rPr>
+                <w:lang w:val="ru-RU"/>
+              </w:rPr>
             </w:pPr>
             <w:r>
               <w:rPr>
                 <w:sz w:val="20"/>
+                <w:lang w:val="ru-RU"/>
               </w:rPr>
-              <w:t>20</w:t>
+              <w:t>28</w:t>
             </w:r>
           </w:p>
         </w:tc>
@@ -1242,26 +1205,24 @@
         </w:trPr>
         <w:tc>
           <w:tcPr>
-            <w:tcW w:w="4844" w:type="dxa"/>
+            <w:tcW w:w="4839" w:type="dxa"/>
           </w:tcPr>
           <w:p>
             <w:pPr>
               <w:ind w:firstLine="0"/>
               <w:jc w:val="center"/>
             </w:pPr>
-            <w:proofErr w:type="spellStart"/>
             <w:r>
               <w:rPr>
                 <w:sz w:val="20"/>
               </w:rPr>
               <w:t>Пакет</w:t>
             </w:r>
-            <w:proofErr w:type="spellEnd"/>
           </w:p>
         </w:tc>
         <w:tc>
           <w:tcPr>
-            <w:tcW w:w="4844" w:type="dxa"/>
+            <w:tcW w:w="4840" w:type="dxa"/>
           </w:tcPr>
           <w:p>
             <w:pPr>
@@ -1283,7 +1244,7 @@
         </w:trPr>
         <w:tc>
           <w:tcPr>
-            <w:tcW w:w="4844" w:type="dxa"/>
+            <w:tcW w:w="4839" w:type="dxa"/>
           </w:tcPr>
           <w:p>
             <w:pPr>
@@ -1300,7 +1261,7 @@
         </w:tc>
         <w:tc>
           <w:tcPr>
-            <w:tcW w:w="4844" w:type="dxa"/>
+            <w:tcW w:w="4840" w:type="dxa"/>
           </w:tcPr>
           <w:p>
             <w:pPr>
@@ -1322,7 +1283,7 @@
         </w:trPr>
         <w:tc>
           <w:tcPr>
-            <w:tcW w:w="4844" w:type="dxa"/>
+            <w:tcW w:w="4839" w:type="dxa"/>
           </w:tcPr>
           <w:p>
             <w:pPr>
@@ -1339,7 +1300,7 @@
         </w:tc>
         <w:tc>
           <w:tcPr>
-            <w:tcW w:w="4844" w:type="dxa"/>
+            <w:tcW w:w="4840" w:type="dxa"/>
           </w:tcPr>
           <w:p>
             <w:pPr>
@@ -1361,7 +1322,7 @@
         </w:trPr>
         <w:tc>
           <w:tcPr>
-            <w:tcW w:w="4844" w:type="dxa"/>
+            <w:tcW w:w="4839" w:type="dxa"/>
           </w:tcPr>
           <w:p>
             <w:pPr>
@@ -1378,7 +1339,7 @@
         </w:tc>
         <w:tc>
           <w:tcPr>
-            <w:tcW w:w="4844" w:type="dxa"/>
+            <w:tcW w:w="4840" w:type="dxa"/>
           </w:tcPr>
           <w:p>
             <w:pPr>
@@ -1400,7 +1361,7 @@
         </w:trPr>
         <w:tc>
           <w:tcPr>
-            <w:tcW w:w="4844" w:type="dxa"/>
+            <w:tcW w:w="4839" w:type="dxa"/>
           </w:tcPr>
           <w:p>
             <w:pPr>
@@ -1417,7 +1378,7 @@
         </w:tc>
         <w:tc>
           <w:tcPr>
-            <w:tcW w:w="4844" w:type="dxa"/>
+            <w:tcW w:w="4840" w:type="dxa"/>
           </w:tcPr>
           <w:p>
             <w:pPr>
@@ -1439,7 +1400,7 @@
         </w:trPr>
         <w:tc>
           <w:tcPr>
-            <w:tcW w:w="4844" w:type="dxa"/>
+            <w:tcW w:w="4839" w:type="dxa"/>
           </w:tcPr>
           <w:p>
             <w:pPr>
@@ -1456,7 +1417,7 @@
         </w:tc>
         <w:tc>
           <w:tcPr>
-            <w:tcW w:w="4844" w:type="dxa"/>
+            <w:tcW w:w="4840" w:type="dxa"/>
           </w:tcPr>
           <w:p>
             <w:pPr>
@@ -1478,7 +1439,7 @@
         </w:trPr>
         <w:tc>
           <w:tcPr>
-            <w:tcW w:w="4844" w:type="dxa"/>
+            <w:tcW w:w="4839" w:type="dxa"/>
           </w:tcPr>
           <w:p>
             <w:pPr>
@@ -1495,7 +1456,7 @@
         </w:tc>
         <w:tc>
           <w:tcPr>
-            <w:tcW w:w="4844" w:type="dxa"/>
+            <w:tcW w:w="4840" w:type="dxa"/>
           </w:tcPr>
           <w:p>
             <w:pPr>
@@ -1518,26 +1479,38 @@
           <w:lang w:val="ru-RU"/>
         </w:rPr>
       </w:pPr>
+    </w:p>
+    <w:p>
+      <w:pPr>
+        <w:rPr>
+          <w:lang w:val="ru-RU"/>
+        </w:rPr>
+      </w:pPr>
+    </w:p>
+    <w:p>
+      <w:pPr>
+        <w:rPr>
+          <w:lang w:val="ru-RU"/>
+        </w:rPr>
+      </w:pPr>
       <w:r>
         <w:rPr>
-          <w:rFonts w:ascii="Courier New" w:hAnsi="Courier New"/>
-          <w:noProof/>
-          <w:sz w:val="16"/>
+          <w:lang w:val="ru-RU"/>
         </w:rPr>
         <w:lastRenderedPageBreak/>
         <w:drawing>
-          <wp:anchor distT="0" distB="0" distL="114300" distR="114300" simplePos="0" relativeHeight="251654144" behindDoc="0" locked="0" layoutInCell="1" allowOverlap="1" wp14:anchorId="50789543" wp14:editId="13249B7F">
+          <wp:anchor distT="0" distB="0" distL="114300" distR="114300" simplePos="0" relativeHeight="251658240" behindDoc="0" locked="0" layoutInCell="1" allowOverlap="1" wp14:anchorId="2C71D72F" wp14:editId="4795E1A5">
             <wp:simplePos x="0" y="0"/>
             <wp:positionH relativeFrom="margin">
-              <wp:align>left</wp:align>
+              <wp:align>center</wp:align>
             </wp:positionH>
             <wp:positionV relativeFrom="paragraph">
-              <wp:posOffset>0</wp:posOffset>
+              <wp:posOffset>124114</wp:posOffset>
             </wp:positionV>
-            <wp:extent cx="6242685" cy="3529965"/>
-            <wp:effectExtent l="0" t="0" r="5715" b="0"/>
+            <wp:extent cx="5854065" cy="3455035"/>
+            <wp:effectExtent l="0" t="0" r="0" b="0"/>
             <wp:wrapTopAndBottom/>
-            <wp:docPr id="1697810811" name="Рисунок 1"/>
+            <wp:docPr id="284168949" name="Рисунок 1"/>
             <wp:cNvGraphicFramePr>
               <a:graphicFrameLocks xmlns:a="http://schemas.openxmlformats.org/drawingml/2006/main" noChangeAspect="1"/>
             </wp:cNvGraphicFramePr>
@@ -1545,7 +1518,7 @@
               <a:graphicData uri="http://schemas.openxmlformats.org/drawingml/2006/picture">
                 <pic:pic xmlns:pic="http://schemas.openxmlformats.org/drawingml/2006/picture">
                   <pic:nvPicPr>
-                    <pic:cNvPr id="1697810811" name=""/>
+                    <pic:cNvPr id="284168949" name=""/>
                     <pic:cNvPicPr/>
                   </pic:nvPicPr>
                   <pic:blipFill>
@@ -1557,7 +1530,7 @@
                   <pic:spPr>
                     <a:xfrm>
                       <a:off x="0" y="0"/>
-                      <a:ext cx="6242685" cy="3529965"/>
+                      <a:ext cx="5854065" cy="3455035"/>
                     </a:xfrm>
                     <a:prstGeom prst="rect">
                       <a:avLst/>
@@ -1575,6 +1548,13 @@
           </wp:anchor>
         </w:drawing>
       </w:r>
+    </w:p>
+    <w:p>
+      <w:pPr>
+        <w:rPr>
+          <w:lang w:val="ru-RU"/>
+        </w:rPr>
+      </w:pPr>
       <w:r>
         <w:rPr>
           <w:lang w:val="ru-RU"/>
@@ -1607,23 +1587,13 @@
       </w:pPr>
       <w:r>
         <w:rPr>
-          <w:noProof/>
-          <w:sz w:val="22"/>
           <w:lang w:val="ru-RU"/>
         </w:rPr>
         <w:drawing>
-          <wp:anchor distT="0" distB="0" distL="114300" distR="114300" simplePos="0" relativeHeight="251656192" behindDoc="0" locked="0" layoutInCell="1" allowOverlap="1" wp14:anchorId="1E7A6F52" wp14:editId="5A8455FC">
-            <wp:simplePos x="0" y="0"/>
-            <wp:positionH relativeFrom="margin">
-              <wp:align>right</wp:align>
-            </wp:positionH>
-            <wp:positionV relativeFrom="paragraph">
-              <wp:posOffset>253365</wp:posOffset>
-            </wp:positionV>
-            <wp:extent cx="6145530" cy="2470785"/>
-            <wp:effectExtent l="0" t="0" r="7620" b="5715"/>
-            <wp:wrapTopAndBottom/>
-            <wp:docPr id="1233941257" name="Рисунок 1"/>
+          <wp:inline distT="0" distB="0" distL="0" distR="0" wp14:anchorId="17D7886A" wp14:editId="5C539096">
+            <wp:extent cx="6152515" cy="2922607"/>
+            <wp:effectExtent l="0" t="0" r="635" b="0"/>
+            <wp:docPr id="1905562123" name="Рисунок 1"/>
             <wp:cNvGraphicFramePr>
               <a:graphicFrameLocks xmlns:a="http://schemas.openxmlformats.org/drawingml/2006/main" noChangeAspect="1"/>
             </wp:cNvGraphicFramePr>
@@ -1631,7 +1601,7 @@
               <a:graphicData uri="http://schemas.openxmlformats.org/drawingml/2006/picture">
                 <pic:pic xmlns:pic="http://schemas.openxmlformats.org/drawingml/2006/picture">
                   <pic:nvPicPr>
-                    <pic:cNvPr id="1233941257" name=""/>
+                    <pic:cNvPr id="1905562123" name=""/>
                     <pic:cNvPicPr/>
                   </pic:nvPicPr>
                   <pic:blipFill>
@@ -1643,7 +1613,7 @@
                   <pic:spPr>
                     <a:xfrm>
                       <a:off x="0" y="0"/>
-                      <a:ext cx="6145530" cy="2470785"/>
+                      <a:ext cx="6154978" cy="2923777"/>
                     </a:xfrm>
                     <a:prstGeom prst="rect">
                       <a:avLst/>
@@ -1652,10 +1622,7 @@
                 </pic:pic>
               </a:graphicData>
             </a:graphic>
-            <wp14:sizeRelH relativeFrom="margin">
-              <wp14:pctWidth>0</wp14:pctWidth>
-            </wp14:sizeRelH>
-          </wp:anchor>
+          </wp:inline>
         </w:drawing>
       </w:r>
       <w:r>
@@ -1682,9 +1649,10 @@
         <w:tblLook w:val="04A0" w:firstRow="1" w:lastRow="0" w:firstColumn="1" w:lastColumn="0" w:noHBand="0" w:noVBand="1"/>
       </w:tblPr>
       <w:tblGrid>
-        <w:gridCol w:w="3226"/>
-        <w:gridCol w:w="3227"/>
-        <w:gridCol w:w="3226"/>
+        <w:gridCol w:w="2646"/>
+        <w:gridCol w:w="2042"/>
+        <w:gridCol w:w="2559"/>
+        <w:gridCol w:w="2432"/>
       </w:tblGrid>
       <w:tr>
         <w:trPr>
@@ -1692,26 +1660,46 @@
         </w:trPr>
         <w:tc>
           <w:tcPr>
-            <w:tcW w:w="3230" w:type="dxa"/>
+            <w:tcW w:w="2646" w:type="dxa"/>
           </w:tcPr>
           <w:p>
             <w:pPr>
               <w:ind w:firstLine="0"/>
               <w:jc w:val="center"/>
             </w:pPr>
-            <w:proofErr w:type="spellStart"/>
             <w:r>
               <w:rPr>
                 <w:sz w:val="20"/>
               </w:rPr>
               <w:t>Компонент</w:t>
             </w:r>
-            <w:proofErr w:type="spellEnd"/>
           </w:p>
         </w:tc>
         <w:tc>
           <w:tcPr>
-            <w:tcW w:w="3230" w:type="dxa"/>
+            <w:tcW w:w="2042" w:type="dxa"/>
+          </w:tcPr>
+          <w:p>
+            <w:pPr>
+              <w:ind w:firstLine="0"/>
+              <w:jc w:val="center"/>
+              <w:rPr>
+                <w:sz w:val="20"/>
+                <w:lang w:val="ru-RU"/>
+              </w:rPr>
+            </w:pPr>
+            <w:r>
+              <w:rPr>
+                <w:sz w:val="20"/>
+                <w:lang w:val="ru-RU"/>
+              </w:rPr>
+              <w:t>Входящие модули</w:t>
+            </w:r>
+          </w:p>
+        </w:tc>
+        <w:tc>
+          <w:tcPr>
+            <w:tcW w:w="2559" w:type="dxa"/>
           </w:tcPr>
           <w:p>
             <w:pPr>
@@ -1728,7 +1716,7 @@
         </w:tc>
         <w:tc>
           <w:tcPr>
-            <w:tcW w:w="3230" w:type="dxa"/>
+            <w:tcW w:w="2432" w:type="dxa"/>
           </w:tcPr>
           <w:p>
             <w:pPr>
@@ -1750,7 +1738,7 @@
         </w:trPr>
         <w:tc>
           <w:tcPr>
-            <w:tcW w:w="3230" w:type="dxa"/>
+            <w:tcW w:w="2646" w:type="dxa"/>
           </w:tcPr>
           <w:p>
             <w:pPr>
@@ -1759,15 +1747,56 @@
             </w:pPr>
             <w:r>
               <w:rPr>
-                <w:sz w:val="20"/>
+                <w:sz w:val="22"/>
+                <w:lang w:val="ru-RU"/>
               </w:rPr>
-              <w:t>UI и интеграция модулей</w:t>
+              <w:t>Управление мероприятиями</w:t>
+            </w:r>
+            <w:r>
+              <w:rPr>
+                <w:sz w:val="22"/>
+              </w:rPr>
+              <w:t xml:space="preserve"> </w:t>
+            </w:r>
+            <w:r>
+              <w:rPr>
+                <w:sz w:val="22"/>
+                <w:lang w:val="ru-RU"/>
+              </w:rPr>
+              <w:t>и участник</w:t>
+            </w:r>
+            <w:r>
+              <w:rPr>
+                <w:sz w:val="22"/>
+                <w:lang w:val="ru-RU"/>
+              </w:rPr>
+              <w:t>ами</w:t>
             </w:r>
           </w:p>
         </w:tc>
         <w:tc>
           <w:tcPr>
-            <w:tcW w:w="3230" w:type="dxa"/>
+            <w:tcW w:w="2042" w:type="dxa"/>
+          </w:tcPr>
+          <w:p>
+            <w:pPr>
+              <w:ind w:firstLine="0"/>
+              <w:jc w:val="center"/>
+              <w:rPr>
+                <w:sz w:val="20"/>
+              </w:rPr>
+            </w:pPr>
+            <w:r>
+              <w:rPr>
+                <w:sz w:val="20"/>
+              </w:rPr>
+              <w:t>M1, M2</w:t>
+            </w:r>
+          </w:p>
+        </w:tc>
+        <w:tc>
+          <w:tcPr>
+            <w:tcW w:w="2559" w:type="dxa"/>
           </w:tcPr>
           <w:p>
             <w:pPr>
@@ -1784,7 +1813,7 @@
         </w:tc>
         <w:tc>
           <w:tcPr>
-            <w:tcW w:w="3230" w:type="dxa"/>
+            <w:tcW w:w="2432" w:type="dxa"/>
           </w:tcPr>
           <w:p>
             <w:pPr>
@@ -1806,7 +1835,7 @@
         </w:trPr>
         <w:tc>
           <w:tcPr>
-            <w:tcW w:w="3230" w:type="dxa"/>
+            <w:tcW w:w="2646" w:type="dxa"/>
           </w:tcPr>
           <w:p>
             <w:pPr>
@@ -1818,41 +1847,53 @@
             </w:pPr>
             <w:r>
               <w:rPr>
-                <w:sz w:val="20"/>
+                <w:sz w:val="22"/>
                 <w:lang w:val="ru-RU"/>
               </w:rPr>
-              <w:t>Управление мероприятиями, регистрация и участники</w:t>
+              <w:t>Управление помещениями</w:t>
             </w:r>
           </w:p>
         </w:tc>
         <w:tc>
           <w:tcPr>
-            <w:tcW w:w="3230" w:type="dxa"/>
+            <w:tcW w:w="2042" w:type="dxa"/>
+          </w:tcPr>
+          <w:p>
+            <w:pPr>
+              <w:ind w:firstLine="0"/>
+              <w:jc w:val="center"/>
+              <w:rPr>
+                <w:sz w:val="20"/>
+              </w:rPr>
+            </w:pPr>
+            <w:r>
+              <w:rPr>
+                <w:sz w:val="22"/>
+              </w:rPr>
+              <w:t>М3</w:t>
+            </w:r>
+          </w:p>
+        </w:tc>
+        <w:tc>
+          <w:tcPr>
+            <w:tcW w:w="2559" w:type="dxa"/>
           </w:tcPr>
           <w:p>
             <w:pPr>
               <w:ind w:firstLine="0"/>
               <w:jc w:val="center"/>
             </w:pPr>
-            <w:proofErr w:type="spellStart"/>
             <w:r>
               <w:rPr>
                 <w:sz w:val="20"/>
               </w:rPr>
-              <w:t>Участник</w:t>
-            </w:r>
-            <w:proofErr w:type="spellEnd"/>
-            <w:r>
-              <w:rPr>
-                <w:sz w:val="20"/>
-              </w:rPr>
-              <w:t xml:space="preserve"> 2</w:t>
+              <w:t>Участник 2</w:t>
             </w:r>
           </w:p>
         </w:tc>
         <w:tc>
           <w:tcPr>
-            <w:tcW w:w="3230" w:type="dxa"/>
+            <w:tcW w:w="2432" w:type="dxa"/>
           </w:tcPr>
           <w:p>
             <w:pPr>
@@ -1874,7 +1915,7 @@
         </w:trPr>
         <w:tc>
           <w:tcPr>
-            <w:tcW w:w="3230" w:type="dxa"/>
+            <w:tcW w:w="2646" w:type="dxa"/>
           </w:tcPr>
           <w:p>
             <w:pPr>
@@ -1886,41 +1927,90 @@
             </w:pPr>
             <w:r>
               <w:rPr>
-                <w:sz w:val="20"/>
+                <w:sz w:val="22"/>
                 <w:lang w:val="ru-RU"/>
               </w:rPr>
-              <w:t>Программа, проведение, результаты и сертификаты</w:t>
+              <w:t>Программа</w:t>
+            </w:r>
+            <w:r>
+              <w:rPr>
+                <w:sz w:val="22"/>
+                <w:lang w:val="ru-RU"/>
+              </w:rPr>
+              <w:t xml:space="preserve">, </w:t>
+            </w:r>
+            <w:r>
+              <w:rPr>
+                <w:sz w:val="22"/>
+                <w:lang w:val="ru-RU"/>
+              </w:rPr>
+              <w:t>проведение</w:t>
+            </w:r>
+            <w:r>
+              <w:rPr>
+                <w:sz w:val="22"/>
+                <w:lang w:val="ru-RU"/>
+              </w:rPr>
+              <w:t xml:space="preserve"> и результаты</w:t>
             </w:r>
           </w:p>
         </w:tc>
         <w:tc>
           <w:tcPr>
-            <w:tcW w:w="3230" w:type="dxa"/>
+            <w:tcW w:w="2042" w:type="dxa"/>
+          </w:tcPr>
+          <w:p>
+            <w:pPr>
+              <w:ind w:firstLine="0"/>
+              <w:jc w:val="center"/>
+              <w:rPr>
+                <w:sz w:val="20"/>
+                <w:lang w:val="ru-RU"/>
+              </w:rPr>
+            </w:pPr>
+            <w:r>
+              <w:rPr>
+                <w:sz w:val="22"/>
+                <w:lang w:val="ru-RU"/>
+              </w:rPr>
+              <w:t>М4</w:t>
+            </w:r>
+            <w:r>
+              <w:rPr>
+                <w:sz w:val="22"/>
+                <w:lang w:val="ru-RU"/>
+              </w:rPr>
+              <w:t>,</w:t>
+            </w:r>
+            <w:r>
+              <w:rPr>
+                <w:sz w:val="22"/>
+                <w:lang w:val="ru-RU"/>
+              </w:rPr>
+              <w:t xml:space="preserve"> М5</w:t>
+            </w:r>
+          </w:p>
+        </w:tc>
+        <w:tc>
+          <w:tcPr>
+            <w:tcW w:w="2559" w:type="dxa"/>
           </w:tcPr>
           <w:p>
             <w:pPr>
               <w:ind w:firstLine="0"/>
               <w:jc w:val="center"/>
             </w:pPr>
-            <w:proofErr w:type="spellStart"/>
             <w:r>
               <w:rPr>
                 <w:sz w:val="20"/>
               </w:rPr>
-              <w:t>Участник</w:t>
-            </w:r>
-            <w:proofErr w:type="spellEnd"/>
-            <w:r>
-              <w:rPr>
-                <w:sz w:val="20"/>
-              </w:rPr>
-              <w:t xml:space="preserve"> 3</w:t>
+              <w:t>Участник 3</w:t>
             </w:r>
           </w:p>
         </w:tc>
         <w:tc>
           <w:tcPr>
-            <w:tcW w:w="3230" w:type="dxa"/>
+            <w:tcW w:w="2432" w:type="dxa"/>
           </w:tcPr>
           <w:p>
             <w:pPr>
@@ -1937,16 +2027,13 @@
         </w:tc>
       </w:tr>
     </w:tbl>
-    <w:p/>
     <w:p>
-      <w:proofErr w:type="spellStart"/>
-      <w:r>
-        <w:t>Задание</w:t>
-      </w:r>
-      <w:proofErr w:type="spellEnd"/>
-      <w:r>
-        <w:t xml:space="preserve"> 4. Представление развёртывания</w:t>
-      </w:r>
+      <w:pPr>
+        <w:rPr>
+          <w:sz w:val="22"/>
+          <w:lang w:val="ru-RU"/>
+        </w:rPr>
+      </w:pPr>
     </w:p>
     <w:p>
       <w:pPr>
@@ -1957,94 +2044,36 @@
       </w:pPr>
       <w:r>
         <w:rPr>
-          <w:rFonts w:ascii="Courier New" w:hAnsi="Courier New"/>
-          <w:noProof/>
           <w:sz w:val="22"/>
           <w:lang w:val="ru-RU"/>
         </w:rPr>
-        <w:drawing>
-          <wp:anchor distT="0" distB="0" distL="114300" distR="114300" simplePos="0" relativeHeight="251660288" behindDoc="0" locked="0" layoutInCell="1" allowOverlap="1" wp14:anchorId="6E614DAD" wp14:editId="4D765A10">
-            <wp:simplePos x="0" y="0"/>
-            <wp:positionH relativeFrom="column">
-              <wp:posOffset>586571</wp:posOffset>
-            </wp:positionH>
-            <wp:positionV relativeFrom="paragraph">
-              <wp:posOffset>1081839</wp:posOffset>
-            </wp:positionV>
-            <wp:extent cx="4438891" cy="2985276"/>
-            <wp:effectExtent l="0" t="0" r="0" b="5715"/>
-            <wp:wrapTopAndBottom/>
-            <wp:docPr id="1327351022" name="Рисунок 1"/>
-            <wp:cNvGraphicFramePr>
-              <a:graphicFrameLocks xmlns:a="http://schemas.openxmlformats.org/drawingml/2006/main" noChangeAspect="1"/>
-            </wp:cNvGraphicFramePr>
-            <a:graphic xmlns:a="http://schemas.openxmlformats.org/drawingml/2006/main">
-              <a:graphicData uri="http://schemas.openxmlformats.org/drawingml/2006/picture">
-                <pic:pic xmlns:pic="http://schemas.openxmlformats.org/drawingml/2006/picture">
-                  <pic:nvPicPr>
-                    <pic:cNvPr id="1327351022" name=""/>
-                    <pic:cNvPicPr/>
-                  </pic:nvPicPr>
-                  <pic:blipFill>
-                    <a:blip r:embed="rId10"/>
-                    <a:stretch>
-                      <a:fillRect/>
-                    </a:stretch>
-                  </pic:blipFill>
-                  <pic:spPr>
-                    <a:xfrm>
-                      <a:off x="0" y="0"/>
-                      <a:ext cx="4438891" cy="2985276"/>
-                    </a:xfrm>
-                    <a:prstGeom prst="rect">
-                      <a:avLst/>
-                    </a:prstGeom>
-                  </pic:spPr>
-                </pic:pic>
-              </a:graphicData>
-            </a:graphic>
-          </wp:anchor>
-        </w:drawing>
+        <w:t xml:space="preserve">Обозначения </w:t>
+      </w:r>
+      <w:r>
+        <w:rPr>
+          <w:sz w:val="22"/>
+        </w:rPr>
+        <w:t>M</w:t>
       </w:r>
       <w:r>
         <w:rPr>
           <w:sz w:val="22"/>
           <w:lang w:val="ru-RU"/>
         </w:rPr>
-        <w:t xml:space="preserve">Пользователь работает через браузер по </w:t>
+        <w:t>1–</w:t>
       </w:r>
       <w:r>
         <w:rPr>
           <w:sz w:val="22"/>
         </w:rPr>
-        <w:t>HTTPS</w:t>
+        <w:t>M</w:t>
       </w:r>
       <w:r>
         <w:rPr>
           <w:sz w:val="22"/>
           <w:lang w:val="ru-RU"/>
         </w:rPr>
-        <w:t>. Сервер приложения взаимодействует с сервером базы данных. База данных не доступна напрямую из интернета.</w:t>
-      </w:r>
-    </w:p>
-    <w:p>
-      <w:pPr>
-        <w:rPr>
-          <w:lang w:val="ru-RU"/>
-        </w:rPr>
-      </w:pPr>
-    </w:p>
-    <w:p>
-      <w:pPr>
-        <w:rPr>
-          <w:lang w:val="ru-RU"/>
-        </w:rPr>
-      </w:pPr>
-      <w:r>
-        <w:rPr>
-          <w:lang w:val="ru-RU"/>
-        </w:rPr>
-        <w:t>Такое размещение повышает защиту персональных данных: клиент не подключается напрямую к БД, а доступ к данным осуществляется через приложение с учётом ролей.</w:t>
+        <w:t>5 соответствуют логическим модулям системы. Для распределения работы между участниками команды модули объединены в три группы ответственности. Такое объединение не изменяет логическую структуру модулей и не предполагает их отдельного развёртывания. Все компоненты используют общую базу данных, что позволяет сохранить модульную структуру системы без дополнительных затрат на межсервисное взаимодействие и развёртывание.</w:t>
       </w:r>
     </w:p>
     <w:p>
@@ -2061,9 +2090,206 @@
         </w:rPr>
         <w:br w:type="page"/>
       </w:r>
+      <w:r>
+        <w:rPr>
+          <w:lang w:val="ru-RU"/>
+        </w:rPr>
+        <w:lastRenderedPageBreak/>
+        <w:t xml:space="preserve"> </w:t>
+      </w:r>
+      <w:r>
+        <w:rPr>
+          <w:lang w:val="ru-RU"/>
+        </w:rPr>
+        <w:t>Задание 4. Представление развёртывания</w:t>
+      </w:r>
     </w:p>
     <w:p>
       <w:pPr>
+        <w:rPr>
+          <w:rFonts w:ascii="Courier New" w:hAnsi="Courier New"/>
+          <w:noProof/>
+          <w:sz w:val="22"/>
+          <w:lang w:val="ru-RU"/>
+        </w:rPr>
+      </w:pPr>
+      <w:r>
+        <w:rPr>
+          <w:rFonts w:cs="Times New Roman"/>
+          <w:noProof/>
+          <w:sz w:val="22"/>
+          <w:lang w:val="ru-RU"/>
+        </w:rPr>
+        <w:t xml:space="preserve">Пользователь работает через браузер по протоколу </w:t>
+      </w:r>
+      <w:r>
+        <w:rPr>
+          <w:rFonts w:cs="Times New Roman"/>
+          <w:noProof/>
+          <w:sz w:val="22"/>
+        </w:rPr>
+        <w:t>HTTPS</w:t>
+      </w:r>
+      <w:r>
+        <w:rPr>
+          <w:rFonts w:cs="Times New Roman"/>
+          <w:noProof/>
+          <w:sz w:val="22"/>
+          <w:lang w:val="ru-RU"/>
+        </w:rPr>
+        <w:t xml:space="preserve">. Сервер приложения взаимодействует с сервером базы данных по протоколу </w:t>
+      </w:r>
+      <w:r>
+        <w:rPr>
+          <w:rFonts w:cs="Times New Roman"/>
+          <w:noProof/>
+          <w:sz w:val="22"/>
+        </w:rPr>
+        <w:t>PostgreSQL</w:t>
+      </w:r>
+      <w:r>
+        <w:rPr>
+          <w:rFonts w:cs="Times New Roman"/>
+          <w:noProof/>
+          <w:sz w:val="22"/>
+          <w:lang w:val="ru-RU"/>
+        </w:rPr>
+        <w:t xml:space="preserve"> с использованием защищённого соединения </w:t>
+      </w:r>
+      <w:r>
+        <w:rPr>
+          <w:rFonts w:cs="Times New Roman"/>
+          <w:noProof/>
+          <w:sz w:val="22"/>
+        </w:rPr>
+        <w:t>TLS</w:t>
+      </w:r>
+      <w:r>
+        <w:rPr>
+          <w:rFonts w:cs="Times New Roman"/>
+          <w:noProof/>
+          <w:sz w:val="22"/>
+          <w:lang w:val="ru-RU"/>
+        </w:rPr>
+        <w:t>. База данных не доступна напрямую из интернета: подключение к ней разрешено только серверу приложения.</w:t>
+      </w:r>
+      <w:r>
+        <w:rPr>
+          <w:rFonts w:ascii="Courier New" w:hAnsi="Courier New"/>
+          <w:noProof/>
+          <w:sz w:val="22"/>
+          <w:lang w:val="ru-RU"/>
+        </w:rPr>
+        <w:t xml:space="preserve"> </w:t>
+      </w:r>
+    </w:p>
+    <w:p>
+      <w:pPr>
+        <w:jc w:val="center"/>
+        <w:rPr>
+          <w:rFonts w:cs="Times New Roman"/>
+          <w:noProof/>
+          <w:sz w:val="22"/>
+          <w:lang w:val="ru-RU"/>
+        </w:rPr>
+      </w:pPr>
+      <w:r>
+        <w:rPr>
+          <w:rFonts w:cs="Times New Roman"/>
+          <w:noProof/>
+          <w:sz w:val="22"/>
+          <w:lang w:val="ru-RU"/>
+        </w:rPr>
+        <w:drawing>
+          <wp:inline distT="0" distB="0" distL="0" distR="0" wp14:anchorId="12AF3E07" wp14:editId="5333E621">
+            <wp:extent cx="2527430" cy="4743694"/>
+            <wp:effectExtent l="0" t="0" r="6350" b="0"/>
+            <wp:docPr id="833951335" name="Рисунок 1"/>
+            <wp:cNvGraphicFramePr>
+              <a:graphicFrameLocks xmlns:a="http://schemas.openxmlformats.org/drawingml/2006/main" noChangeAspect="1"/>
+            </wp:cNvGraphicFramePr>
+            <a:graphic xmlns:a="http://schemas.openxmlformats.org/drawingml/2006/main">
+              <a:graphicData uri="http://schemas.openxmlformats.org/drawingml/2006/picture">
+                <pic:pic xmlns:pic="http://schemas.openxmlformats.org/drawingml/2006/picture">
+                  <pic:nvPicPr>
+                    <pic:cNvPr id="833951335" name=""/>
+                    <pic:cNvPicPr/>
+                  </pic:nvPicPr>
+                  <pic:blipFill>
+                    <a:blip r:embed="rId10"/>
+                    <a:stretch>
+                      <a:fillRect/>
+                    </a:stretch>
+                  </pic:blipFill>
+                  <pic:spPr>
+                    <a:xfrm>
+                      <a:off x="0" y="0"/>
+                      <a:ext cx="2527430" cy="4743694"/>
+                    </a:xfrm>
+                    <a:prstGeom prst="rect">
+                      <a:avLst/>
+                    </a:prstGeom>
+                  </pic:spPr>
+                </pic:pic>
+              </a:graphicData>
+            </a:graphic>
+          </wp:inline>
+        </w:drawing>
+      </w:r>
+    </w:p>
+    <w:p>
+      <w:pPr>
+        <w:ind w:firstLine="0"/>
+        <w:rPr>
+          <w:sz w:val="22"/>
+          <w:lang w:val="ru-RU"/>
+        </w:rPr>
+      </w:pPr>
+      <w:r>
+        <w:rPr>
+          <w:lang w:val="ru-RU"/>
+        </w:rPr>
+        <w:t>Т</w:t>
+      </w:r>
+      <w:r>
+        <w:rPr>
+          <w:sz w:val="22"/>
+          <w:lang w:val="ru-RU"/>
+        </w:rPr>
+        <w:t>акое размещение повышает защиту персональных данных: клиент не подключается напрямую к БД, а доступ к данным осуществляется через приложение с учётом ролей.</w:t>
+      </w:r>
+    </w:p>
+    <w:p>
+      <w:pPr>
+        <w:spacing w:line="276" w:lineRule="auto"/>
+        <w:ind w:firstLine="0"/>
+        <w:rPr>
+          <w:lang w:val="ru-RU"/>
+        </w:rPr>
+      </w:pPr>
+    </w:p>
+    <w:p>
+      <w:pPr>
+        <w:spacing w:line="276" w:lineRule="auto"/>
+        <w:ind w:firstLine="0"/>
+        <w:rPr>
+          <w:lang w:val="ru-RU"/>
+        </w:rPr>
+      </w:pPr>
+    </w:p>
+    <w:p>
+      <w:pPr>
+        <w:spacing w:line="276" w:lineRule="auto"/>
+        <w:ind w:firstLine="0"/>
+        <w:rPr>
+          <w:lang w:val="ru-RU"/>
+        </w:rPr>
+      </w:pPr>
+    </w:p>
+    <w:p>
+      <w:pPr>
+        <w:spacing w:line="276" w:lineRule="auto"/>
+        <w:ind w:firstLine="0"/>
         <w:rPr>
           <w:lang w:val="ru-RU"/>
         </w:rPr>
@@ -2079,35 +2305,46 @@
         <w:rPr>
           <w:lang w:val="ru-RU"/>
         </w:rPr>
+        <w:lastRenderedPageBreak/>
         <w:t>Задание 5. Фиксация результатов в репозитории</w:t>
       </w:r>
     </w:p>
     <w:p>
       <w:pPr>
         <w:rPr>
+          <w:sz w:val="22"/>
           <w:lang w:val="ru-RU"/>
         </w:rPr>
       </w:pPr>
       <w:r>
         <w:rPr>
+          <w:sz w:val="22"/>
           <w:lang w:val="ru-RU"/>
         </w:rPr>
         <w:t xml:space="preserve">Архитектурные материалы размещаются в каталоге </w:t>
       </w:r>
       <w:r>
+        <w:rPr>
+          <w:sz w:val="22"/>
+        </w:rPr>
         <w:t>docs</w:t>
       </w:r>
       <w:r>
         <w:rPr>
+          <w:sz w:val="22"/>
           <w:lang w:val="ru-RU"/>
         </w:rPr>
         <w:t>/</w:t>
       </w:r>
       <w:r>
+        <w:rPr>
+          <w:sz w:val="22"/>
+        </w:rPr>
         <w:t>architecture</w:t>
       </w:r>
       <w:r>
         <w:rPr>
+          <w:sz w:val="22"/>
           <w:lang w:val="ru-RU"/>
         </w:rPr>
         <w:t>.</w:t>
@@ -2215,28 +2452,12 @@
               <w:ind w:firstLine="0"/>
               <w:jc w:val="center"/>
             </w:pPr>
-            <w:proofErr w:type="spellStart"/>
             <w:r>
               <w:rPr>
                 <w:sz w:val="20"/>
               </w:rPr>
-              <w:t>Описание</w:t>
+              <w:t>Описание архитектуры</w:t>
             </w:r>
-            <w:proofErr w:type="spellEnd"/>
-            <w:r>
-              <w:rPr>
-                <w:sz w:val="20"/>
-              </w:rPr>
-              <w:t xml:space="preserve"> </w:t>
-            </w:r>
-            <w:proofErr w:type="spellStart"/>
-            <w:r>
-              <w:rPr>
-                <w:sz w:val="20"/>
-              </w:rPr>
-              <w:t>архитектуры</w:t>
-            </w:r>
-            <w:proofErr w:type="spellEnd"/>
           </w:p>
         </w:tc>
         <w:tc>
@@ -2318,11 +2539,13 @@
     <w:p>
       <w:pPr>
         <w:rPr>
+          <w:sz w:val="22"/>
           <w:lang w:val="ru-RU"/>
         </w:rPr>
       </w:pPr>
       <w:r>
         <w:rPr>
+          <w:sz w:val="22"/>
           <w:lang w:val="ru-RU"/>
         </w:rPr>
         <w:t>Для проверки архитектуры выбран наиболее значимый сценарий «Провести мероприятие».</w:t>
@@ -2336,9 +2559,9 @@
         <w:tblLook w:val="04A0" w:firstRow="1" w:lastRow="0" w:firstColumn="1" w:lastColumn="0" w:noHBand="0" w:noVBand="1"/>
       </w:tblPr>
       <w:tblGrid>
-        <w:gridCol w:w="1937"/>
         <w:gridCol w:w="1936"/>
-        <w:gridCol w:w="1935"/>
+        <w:gridCol w:w="1936"/>
+        <w:gridCol w:w="1936"/>
         <w:gridCol w:w="1935"/>
         <w:gridCol w:w="1936"/>
       </w:tblGrid>
@@ -2355,14 +2578,12 @@
               <w:ind w:firstLine="0"/>
               <w:jc w:val="center"/>
             </w:pPr>
-            <w:proofErr w:type="spellStart"/>
             <w:r>
               <w:rPr>
                 <w:sz w:val="20"/>
               </w:rPr>
               <w:t>Шаг</w:t>
             </w:r>
-            <w:proofErr w:type="spellEnd"/>
           </w:p>
         </w:tc>
         <w:tc>
@@ -2485,7 +2706,7 @@
               <w:rPr>
                 <w:sz w:val="20"/>
               </w:rPr>
-              <w:t>Единое приложение</w:t>
+              <w:t>Управление мероприятиями и участниками</w:t>
             </w:r>
           </w:p>
         </w:tc>
@@ -2570,12 +2791,16 @@
             <w:pPr>
               <w:ind w:firstLine="0"/>
               <w:jc w:val="center"/>
+              <w:rPr>
+                <w:lang w:val="ru-RU"/>
+              </w:rPr>
             </w:pPr>
             <w:r>
               <w:rPr>
                 <w:sz w:val="20"/>
+                <w:lang w:val="ru-RU"/>
               </w:rPr>
-              <w:t>Единое приложение</w:t>
+              <w:t>Управление помещениями; Программа, проведение и результаты</w:t>
             </w:r>
           </w:p>
         </w:tc>
@@ -2631,42 +2856,12 @@
               <w:ind w:firstLine="0"/>
               <w:jc w:val="center"/>
             </w:pPr>
-            <w:proofErr w:type="spellStart"/>
             <w:r>
               <w:rPr>
                 <w:sz w:val="20"/>
               </w:rPr>
-              <w:t>Получить</w:t>
+              <w:t>Получить список участников</w:t>
             </w:r>
-            <w:proofErr w:type="spellEnd"/>
-            <w:r>
-              <w:rPr>
-                <w:sz w:val="20"/>
-              </w:rPr>
-              <w:t xml:space="preserve"> </w:t>
-            </w:r>
-            <w:proofErr w:type="spellStart"/>
-            <w:r>
-              <w:rPr>
-                <w:sz w:val="20"/>
-              </w:rPr>
-              <w:t>список</w:t>
-            </w:r>
-            <w:proofErr w:type="spellEnd"/>
-            <w:r>
-              <w:rPr>
-                <w:sz w:val="20"/>
-              </w:rPr>
-              <w:t xml:space="preserve"> </w:t>
-            </w:r>
-            <w:proofErr w:type="spellStart"/>
-            <w:r>
-              <w:rPr>
-                <w:sz w:val="20"/>
-              </w:rPr>
-              <w:t>участников</w:t>
-            </w:r>
-            <w:proofErr w:type="spellEnd"/>
           </w:p>
         </w:tc>
         <w:tc>
@@ -2699,7 +2894,7 @@
               <w:rPr>
                 <w:sz w:val="20"/>
               </w:rPr>
-              <w:t>Единое приложение</w:t>
+              <w:t>Управление мероприятиями и участниками</w:t>
             </w:r>
           </w:p>
         </w:tc>
@@ -2789,7 +2984,7 @@
               <w:rPr>
                 <w:sz w:val="20"/>
               </w:rPr>
-              <w:t>Единое приложение</w:t>
+              <w:t>Управление мероприятиями и участниками</w:t>
             </w:r>
           </w:p>
         </w:tc>
@@ -2879,7 +3074,7 @@
               <w:rPr>
                 <w:sz w:val="20"/>
               </w:rPr>
-              <w:t>Единое приложение</w:t>
+              <w:t>Программа, проведение и результаты</w:t>
             </w:r>
           </w:p>
         </w:tc>
@@ -2935,28 +3130,12 @@
               <w:ind w:firstLine="0"/>
               <w:jc w:val="center"/>
             </w:pPr>
-            <w:proofErr w:type="spellStart"/>
             <w:r>
               <w:rPr>
                 <w:sz w:val="20"/>
               </w:rPr>
-              <w:t>Зафиксировать</w:t>
+              <w:t>Зафиксировать проведение</w:t>
             </w:r>
-            <w:proofErr w:type="spellEnd"/>
-            <w:r>
-              <w:rPr>
-                <w:sz w:val="20"/>
-              </w:rPr>
-              <w:t xml:space="preserve"> </w:t>
-            </w:r>
-            <w:proofErr w:type="spellStart"/>
-            <w:r>
-              <w:rPr>
-                <w:sz w:val="20"/>
-              </w:rPr>
-              <w:t>проведение</w:t>
-            </w:r>
-            <w:proofErr w:type="spellEnd"/>
           </w:p>
         </w:tc>
         <w:tc>
@@ -2989,7 +3168,7 @@
               <w:rPr>
                 <w:sz w:val="20"/>
               </w:rPr>
-              <w:t>Единое приложение</w:t>
+              <w:t>Программа, проведение и результаты</w:t>
             </w:r>
           </w:p>
         </w:tc>
@@ -3001,12 +3180,16 @@
             <w:pPr>
               <w:ind w:firstLine="0"/>
               <w:jc w:val="center"/>
+              <w:rPr>
+                <w:lang w:val="ru-RU"/>
+              </w:rPr>
             </w:pPr>
             <w:r>
               <w:rPr>
                 <w:sz w:val="20"/>
+                <w:lang w:val="ru-RU"/>
               </w:rPr>
-              <w:t>Сервер + БД</w:t>
+              <w:t>Сервер приложения и сервер БД</w:t>
             </w:r>
           </w:p>
         </w:tc>
@@ -3079,7 +3262,7 @@
               <w:rPr>
                 <w:sz w:val="20"/>
               </w:rPr>
-              <w:t>Единое приложение</w:t>
+              <w:t>Программа, проведение и результаты</w:t>
             </w:r>
           </w:p>
         </w:tc>
@@ -3091,12 +3274,16 @@
             <w:pPr>
               <w:ind w:firstLine="0"/>
               <w:jc w:val="center"/>
+              <w:rPr>
+                <w:lang w:val="ru-RU"/>
+              </w:rPr>
             </w:pPr>
             <w:r>
               <w:rPr>
                 <w:sz w:val="20"/>
+                <w:lang w:val="ru-RU"/>
               </w:rPr>
-              <w:t>Сервер + БД</w:t>
+              <w:t>Сервер приложения и сервер БД</w:t>
             </w:r>
           </w:p>
         </w:tc>
@@ -3122,21 +3309,17 @@
     <w:p>
       <w:pPr>
         <w:rPr>
+          <w:sz w:val="22"/>
           <w:lang w:val="ru-RU"/>
         </w:rPr>
       </w:pPr>
       <w:r>
         <w:rPr>
-          <w:lang w:val="ru-RU"/>
-        </w:rPr>
-        <w:t xml:space="preserve">Архитектурный пробел: недостаточно явно задано поведение при сбое сохранения результатов. Для его устранения фиксацию проведения секции и </w:t>
-      </w:r>
-      <w:r>
-        <w:rPr>
+          <w:sz w:val="22"/>
           <w:lang w:val="ru-RU"/>
         </w:rPr>
         <w:lastRenderedPageBreak/>
-        <w:t>изменение статуса следует выполнять в одной транзакции БД. При ошибке транзакция отменяется, а пользователь получает сообщение.</w:t>
+        <w:t>Архитектурный пробел: недостаточно явно задано поведение при сбое сохранения результатов. Для его устранения фиксацию проведения секции и изменение статуса следует выполнять в одной транзакции БД. При ошибке транзакция отменяется, а пользователь получает сообщение.</w:t>
       </w:r>
     </w:p>
     <w:p>
@@ -3169,29 +3352,8 @@
         </w:rPr>
       </w:pPr>
       <w:r>
-        <w:t xml:space="preserve">ADR-001. </w:t>
+        <w:t>ADR-001. Выбор модульного монолита</w:t>
       </w:r>
-      <w:proofErr w:type="spellStart"/>
-      <w:r>
-        <w:t>Выбор</w:t>
-      </w:r>
-      <w:proofErr w:type="spellEnd"/>
-      <w:r>
-        <w:t xml:space="preserve"> </w:t>
-      </w:r>
-      <w:proofErr w:type="spellStart"/>
-      <w:r>
-        <w:t>модульного</w:t>
-      </w:r>
-      <w:proofErr w:type="spellEnd"/>
-      <w:r>
-        <w:t xml:space="preserve"> </w:t>
-      </w:r>
-      <w:proofErr w:type="spellStart"/>
-      <w:r>
-        <w:t>монолита</w:t>
-      </w:r>
-      <w:proofErr w:type="spellEnd"/>
       <w:r>
         <w:t xml:space="preserve">: </w:t>
       </w:r>
@@ -3220,14 +3382,12 @@
               <w:ind w:firstLine="0"/>
               <w:jc w:val="center"/>
             </w:pPr>
-            <w:proofErr w:type="spellStart"/>
             <w:r>
               <w:rPr>
                 <w:sz w:val="20"/>
               </w:rPr>
               <w:t>Раздел</w:t>
             </w:r>
-            <w:proofErr w:type="spellEnd"/>
           </w:p>
         </w:tc>
         <w:tc>
@@ -3343,28 +3503,12 @@
               <w:ind w:firstLine="0"/>
               <w:jc w:val="center"/>
             </w:pPr>
-            <w:proofErr w:type="spellStart"/>
             <w:r>
               <w:rPr>
                 <w:sz w:val="20"/>
               </w:rPr>
-              <w:t>Рассмотренные</w:t>
+              <w:t>Рассмотренные варианты</w:t>
             </w:r>
-            <w:proofErr w:type="spellEnd"/>
-            <w:r>
-              <w:rPr>
-                <w:sz w:val="20"/>
-              </w:rPr>
-              <w:t xml:space="preserve"> </w:t>
-            </w:r>
-            <w:proofErr w:type="spellStart"/>
-            <w:r>
-              <w:rPr>
-                <w:sz w:val="20"/>
-              </w:rPr>
-              <w:t>варианты</w:t>
-            </w:r>
-            <w:proofErr w:type="spellEnd"/>
           </w:p>
         </w:tc>
         <w:tc>
@@ -3441,28 +3585,12 @@
               <w:ind w:firstLine="0"/>
               <w:jc w:val="center"/>
             </w:pPr>
-            <w:proofErr w:type="spellStart"/>
             <w:r>
               <w:rPr>
                 <w:sz w:val="20"/>
               </w:rPr>
-              <w:t>Последствия</w:t>
+              <w:t>Последствия — плюсы</w:t>
             </w:r>
-            <w:proofErr w:type="spellEnd"/>
-            <w:r>
-              <w:rPr>
-                <w:sz w:val="20"/>
-              </w:rPr>
-              <w:t xml:space="preserve"> — </w:t>
-            </w:r>
-            <w:proofErr w:type="spellStart"/>
-            <w:r>
-              <w:rPr>
-                <w:sz w:val="20"/>
-              </w:rPr>
-              <w:t>плюсы</w:t>
-            </w:r>
-            <w:proofErr w:type="spellEnd"/>
           </w:p>
         </w:tc>
         <w:tc>
@@ -3474,6 +3602,7 @@
               <w:ind w:firstLine="0"/>
               <w:jc w:val="center"/>
               <w:rPr>
+                <w:sz w:val="20"/>
                 <w:lang w:val="ru-RU"/>
               </w:rPr>
             </w:pPr>
@@ -3482,7 +3611,7 @@
                 <w:sz w:val="20"/>
                 <w:lang w:val="ru-RU"/>
               </w:rPr>
-              <w:t>Простое развёртывание, единая БД, небольшие накладные расходы, удобное сопровождение.</w:t>
+              <w:t>Простое развёртывание, единая БД, небольшие накладные расходы, удобное сопровождение. Транзакции БД позволяют обеспечить целостность связанных изменений при ошибках сохранения.</w:t>
             </w:r>
           </w:p>
         </w:tc>
@@ -3500,28 +3629,12 @@
               <w:ind w:firstLine="0"/>
               <w:jc w:val="center"/>
             </w:pPr>
-            <w:proofErr w:type="spellStart"/>
             <w:r>
               <w:rPr>
                 <w:sz w:val="20"/>
               </w:rPr>
-              <w:t>Последствия</w:t>
+              <w:t>Последствия — минусы</w:t>
             </w:r>
-            <w:proofErr w:type="spellEnd"/>
-            <w:r>
-              <w:rPr>
-                <w:sz w:val="20"/>
-              </w:rPr>
-              <w:t xml:space="preserve"> — </w:t>
-            </w:r>
-            <w:proofErr w:type="spellStart"/>
-            <w:r>
-              <w:rPr>
-                <w:sz w:val="20"/>
-              </w:rPr>
-              <w:t>минусы</w:t>
-            </w:r>
-            <w:proofErr w:type="spellEnd"/>
           </w:p>
         </w:tc>
         <w:tc>
@@ -3564,47 +3677,33 @@
         <w:rPr>
           <w:lang w:val="ru-RU"/>
         </w:rPr>
-        <w:t>9. Вывод</w:t>
+        <w:t>8</w:t>
       </w:r>
-    </w:p>
-    <w:p>
       <w:r>
         <w:rPr>
           <w:lang w:val="ru-RU"/>
         </w:rPr>
+        <w:t>. Вывод</w:t>
+      </w:r>
+    </w:p>
+    <w:p>
+      <w:pPr>
+        <w:rPr>
+          <w:sz w:val="22"/>
+        </w:rPr>
+      </w:pPr>
+      <w:r>
+        <w:rPr>
+          <w:sz w:val="22"/>
+          <w:lang w:val="ru-RU"/>
+        </w:rPr>
         <w:t xml:space="preserve">В ходе практической работы разработано архитектурное представление системы управления мероприятиями образовательной организации. Определены приоритетные атрибуты качества и выбран модульный монолит с учётом команды из трёх человек и четырёхмесячного срока. Система разделена на логические пакеты, представлена как единое приложение с общей базой данных и описана схема развёртывания. Сценарный проход позволил выявить необходимость транзакционного сохранения результатов проведения мероприятия. </w:t>
       </w:r>
-      <w:proofErr w:type="spellStart"/>
       <w:r>
-        <w:t>Ключевое</w:t>
-      </w:r>
-      <w:proofErr w:type="spellEnd"/>
-      <w:r>
-        <w:t xml:space="preserve"> </w:t>
-      </w:r>
-      <w:proofErr w:type="spellStart"/>
-      <w:r>
-        <w:t>архитектурное</w:t>
-      </w:r>
-      <w:proofErr w:type="spellEnd"/>
-      <w:r>
-        <w:t xml:space="preserve"> </w:t>
-      </w:r>
-      <w:proofErr w:type="spellStart"/>
-      <w:r>
-        <w:t>решение</w:t>
-      </w:r>
-      <w:proofErr w:type="spellEnd"/>
-      <w:r>
-        <w:t xml:space="preserve"> </w:t>
-      </w:r>
-      <w:proofErr w:type="spellStart"/>
-      <w:r>
-        <w:t>зафиксировано</w:t>
-      </w:r>
-      <w:proofErr w:type="spellEnd"/>
-      <w:r>
-        <w:t xml:space="preserve"> в ADR.</w:t>
+        <w:rPr>
+          <w:sz w:val="22"/>
+        </w:rPr>
+        <w:t>Ключевое архитектурное решение зафиксировано в ADR.</w:t>
       </w:r>
     </w:p>
     <w:sectPr>
@@ -3700,16 +3799,16 @@
       <mc:AlternateContent>
         <mc:Choice Requires="wpg">
           <w:drawing>
-            <wp:anchor distT="0" distB="0" distL="114300" distR="114300" simplePos="0" relativeHeight="251661312" behindDoc="0" locked="0" layoutInCell="0" allowOverlap="1" wp14:anchorId="7613963D" wp14:editId="742FB545">
+            <wp:anchor distT="0" distB="0" distL="114300" distR="114300" simplePos="0" relativeHeight="251661312" behindDoc="0" locked="0" layoutInCell="0" allowOverlap="1" wp14:anchorId="7613963D" wp14:editId="2EE4F31E">
               <wp:simplePos x="0" y="0"/>
               <wp:positionH relativeFrom="margin">
-                <wp:posOffset>-211873</wp:posOffset>
+                <wp:posOffset>-210346</wp:posOffset>
               </wp:positionH>
               <wp:positionV relativeFrom="page">
-                <wp:posOffset>568678</wp:posOffset>
+                <wp:posOffset>568846</wp:posOffset>
               </wp:positionV>
-              <wp:extent cx="6595745" cy="9275421"/>
-              <wp:effectExtent l="19050" t="19050" r="14605" b="21590"/>
+              <wp:extent cx="6595745" cy="9159675"/>
+              <wp:effectExtent l="19050" t="19050" r="14605" b="22860"/>
               <wp:wrapNone/>
               <wp:docPr id="64055006" name="Group 116"/>
               <wp:cNvGraphicFramePr>
@@ -3724,7 +3823,7 @@
                     <wpg:grpSpPr bwMode="auto">
                       <a:xfrm>
                         <a:off x="0" y="0"/>
-                        <a:ext cx="6595745" cy="9275421"/>
+                        <a:ext cx="6595745" cy="9159675"/>
                         <a:chOff x="1125" y="397"/>
                         <a:chExt cx="10387" cy="16044"/>
                       </a:xfrm>
@@ -4315,21 +4414,12 @@
                                       <w:sz w:val="17"/>
                                     </w:rPr>
                                   </w:pPr>
-                                  <w:proofErr w:type="spellStart"/>
                                   <w:r>
                                     <w:rPr>
                                       <w:rFonts w:ascii="Times New Roman" w:hAnsi="Times New Roman"/>
                                       <w:sz w:val="17"/>
                                     </w:rPr>
-                                    <w:t>Изм</w:t>
-                                  </w:r>
-                                  <w:proofErr w:type="spellEnd"/>
-                                  <w:r>
-                                    <w:rPr>
-                                      <w:rFonts w:ascii="Times New Roman" w:hAnsi="Times New Roman"/>
-                                      <w:sz w:val="17"/>
-                                    </w:rPr>
-                                    <w:t>.</w:t>
+                                    <w:t>Изм.</w:t>
                                   </w:r>
                                 </w:p>
                               </w:tc>
@@ -4387,17 +4477,8 @@
                                       <w:rFonts w:ascii="Times New Roman" w:hAnsi="Times New Roman"/>
                                       <w:sz w:val="17"/>
                                     </w:rPr>
-                                    <w:t xml:space="preserve">№ </w:t>
+                                    <w:t>№ докум</w:t>
                                   </w:r>
-                                  <w:proofErr w:type="spellStart"/>
-                                  <w:r>
-                                    <w:rPr>
-                                      <w:rFonts w:ascii="Times New Roman" w:hAnsi="Times New Roman"/>
-                                      <w:sz w:val="17"/>
-                                    </w:rPr>
-                                    <w:t>докум</w:t>
-                                  </w:r>
-                                  <w:proofErr w:type="spellEnd"/>
                                 </w:p>
                               </w:tc>
                               <w:tc>
@@ -4420,7 +4501,6 @@
                                       <w:sz w:val="17"/>
                                     </w:rPr>
                                   </w:pPr>
-                                  <w:proofErr w:type="spellStart"/>
                                   <w:r>
                                     <w:rPr>
                                       <w:rFonts w:ascii="Times New Roman" w:hAnsi="Times New Roman"/>
@@ -4428,7 +4508,6 @@
                                     </w:rPr>
                                     <w:t>Подпись</w:t>
                                   </w:r>
-                                  <w:proofErr w:type="spellEnd"/>
                                 </w:p>
                               </w:tc>
                               <w:tc>
@@ -4525,7 +4604,7 @@
         </mc:Choice>
         <mc:Fallback>
           <w:pict>
-            <v:group w14:anchorId="7613963D" id="Group 116" o:spid="_x0000_s1026" style="position:absolute;left:0;text-align:left;margin-left:-16.7pt;margin-top:44.8pt;width:519.35pt;height:730.35pt;z-index:251661312;mso-position-horizontal-relative:margin;mso-position-vertical-relative:page" coordorigin="1125,397" coordsize="10387,16044" o:gfxdata="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" o:allowincell="f">
+            <v:group w14:anchorId="7613963D" id="Group 116" o:spid="_x0000_s1026" style="position:absolute;left:0;text-align:left;margin-left:-16.55pt;margin-top:44.8pt;width:519.35pt;height:721.25pt;z-index:251661312;mso-position-horizontal-relative:margin;mso-position-vertical-relative:page" coordorigin="1125,397" coordsize="10387,16044" o:gfxdata="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" o:allowincell="f">
               <v:line id="Lines 117" o:spid="_x0000_s1027" style="position:absolute;visibility:visible;mso-wrap-style:square" from="1134,397" to="1134,16441" o:connectortype="straight" o:gfxdata="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" strokeweight="2.25pt"/>
               <v:line id="Lines 118" o:spid="_x0000_s1028" style="position:absolute;visibility:visible;mso-wrap-style:square" from="11509,397" to="11509,16441" o:connectortype="straight" o:gfxdata="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" strokeweight="2.25pt"/>
               <v:line id="Lines 119" o:spid="_x0000_s1029" style="position:absolute;visibility:visible;mso-wrap-style:square" from="1137,16441" to="11512,16441" o:connectortype="straight" o:gfxdata="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" strokeweight="2.25pt"/>
@@ -4925,21 +5004,12 @@
                                 <w:sz w:val="17"/>
                               </w:rPr>
                             </w:pPr>
-                            <w:proofErr w:type="spellStart"/>
                             <w:r>
                               <w:rPr>
                                 <w:rFonts w:ascii="Times New Roman" w:hAnsi="Times New Roman"/>
                                 <w:sz w:val="17"/>
                               </w:rPr>
-                              <w:t>Изм</w:t>
-                            </w:r>
-                            <w:proofErr w:type="spellEnd"/>
-                            <w:r>
-                              <w:rPr>
-                                <w:rFonts w:ascii="Times New Roman" w:hAnsi="Times New Roman"/>
-                                <w:sz w:val="17"/>
-                              </w:rPr>
-                              <w:t>.</w:t>
+                              <w:t>Изм.</w:t>
                             </w:r>
                           </w:p>
                         </w:tc>
@@ -4997,17 +5067,8 @@
                                 <w:rFonts w:ascii="Times New Roman" w:hAnsi="Times New Roman"/>
                                 <w:sz w:val="17"/>
                               </w:rPr>
-                              <w:t xml:space="preserve">№ </w:t>
+                              <w:t>№ докум</w:t>
                             </w:r>
-                            <w:proofErr w:type="spellStart"/>
-                            <w:r>
-                              <w:rPr>
-                                <w:rFonts w:ascii="Times New Roman" w:hAnsi="Times New Roman"/>
-                                <w:sz w:val="17"/>
-                              </w:rPr>
-                              <w:t>докум</w:t>
-                            </w:r>
-                            <w:proofErr w:type="spellEnd"/>
                           </w:p>
                         </w:tc>
                         <w:tc>
@@ -5030,7 +5091,6 @@
                                 <w:sz w:val="17"/>
                               </w:rPr>
                             </w:pPr>
-                            <w:proofErr w:type="spellStart"/>
                             <w:r>
                               <w:rPr>
                                 <w:rFonts w:ascii="Times New Roman" w:hAnsi="Times New Roman"/>
@@ -5038,7 +5098,6 @@
                               </w:rPr>
                               <w:t>Подпись</w:t>
                             </w:r>
-                            <w:proofErr w:type="spellEnd"/>
                           </w:p>
                         </w:tc>
                         <w:tc>
@@ -5516,21 +5575,12 @@
                                       <w:sz w:val="17"/>
                                     </w:rPr>
                                   </w:pPr>
-                                  <w:proofErr w:type="spellStart"/>
                                   <w:r>
                                     <w:rPr>
                                       <w:rFonts w:ascii="Times New Roman" w:hAnsi="Times New Roman"/>
                                       <w:sz w:val="17"/>
                                     </w:rPr>
-                                    <w:t>Изм</w:t>
-                                  </w:r>
-                                  <w:proofErr w:type="spellEnd"/>
-                                  <w:r>
-                                    <w:rPr>
-                                      <w:rFonts w:ascii="Times New Roman" w:hAnsi="Times New Roman"/>
-                                      <w:sz w:val="17"/>
-                                    </w:rPr>
-                                    <w:t>.</w:t>
+                                    <w:t>Изм.</w:t>
                                   </w:r>
                                 </w:p>
                               </w:tc>
@@ -5589,17 +5639,8 @@
                                       <w:rFonts w:ascii="Times New Roman" w:hAnsi="Times New Roman"/>
                                       <w:sz w:val="17"/>
                                     </w:rPr>
-                                    <w:t xml:space="preserve">№ </w:t>
+                                    <w:t>№ докум</w:t>
                                   </w:r>
-                                  <w:proofErr w:type="spellStart"/>
-                                  <w:r>
-                                    <w:rPr>
-                                      <w:rFonts w:ascii="Times New Roman" w:hAnsi="Times New Roman"/>
-                                      <w:sz w:val="17"/>
-                                    </w:rPr>
-                                    <w:t>докум</w:t>
-                                  </w:r>
-                                  <w:proofErr w:type="spellEnd"/>
                                   <w:r>
                                     <w:rPr>
                                       <w:rFonts w:ascii="Times New Roman" w:hAnsi="Times New Roman"/>
@@ -5630,7 +5671,6 @@
                                       <w:sz w:val="17"/>
                                     </w:rPr>
                                   </w:pPr>
-                                  <w:proofErr w:type="spellStart"/>
                                   <w:r>
                                     <w:rPr>
                                       <w:rFonts w:ascii="Times New Roman" w:hAnsi="Times New Roman"/>
@@ -5638,7 +5678,6 @@
                                     </w:rPr>
                                     <w:t>Подпись</w:t>
                                   </w:r>
-                                  <w:proofErr w:type="spellEnd"/>
                                 </w:p>
                               </w:tc>
                               <w:tc>
@@ -5716,7 +5755,6 @@
                                       <w:sz w:val="17"/>
                                     </w:rPr>
                                   </w:pPr>
-                                  <w:proofErr w:type="spellStart"/>
                                   <w:r>
                                     <w:rPr>
                                       <w:rFonts w:ascii="Times New Roman" w:hAnsi="Times New Roman"/>
@@ -5724,7 +5762,6 @@
                                     </w:rPr>
                                     <w:t>Выполнил</w:t>
                                   </w:r>
-                                  <w:proofErr w:type="spellEnd"/>
                                 </w:p>
                               </w:tc>
                               <w:tc>
@@ -5856,7 +5893,6 @@
                                       <w:lang w:val="ru-RU"/>
                                     </w:rPr>
                                   </w:pPr>
-                                  <w:proofErr w:type="spellStart"/>
                                   <w:r>
                                     <w:rPr>
                                       <w:rFonts w:ascii="Times New Roman" w:hAnsi="Times New Roman"/>
@@ -5864,7 +5900,6 @@
                                     </w:rPr>
                                     <w:t>Лит</w:t>
                                   </w:r>
-                                  <w:proofErr w:type="spellEnd"/>
                                   <w:r>
                                     <w:rPr>
                                       <w:rFonts w:ascii="Times New Roman" w:hAnsi="Times New Roman"/>
@@ -5965,7 +6000,6 @@
                                     </w:rPr>
                                     <w:t>Пров</w:t>
                                   </w:r>
-                                  <w:proofErr w:type="spellStart"/>
                                   <w:r>
                                     <w:rPr>
                                       <w:rFonts w:ascii="Times New Roman" w:hAnsi="Times New Roman"/>
@@ -5974,7 +6008,6 @@
                                     </w:rPr>
                                     <w:t>ерила</w:t>
                                   </w:r>
-                                  <w:proofErr w:type="spellEnd"/>
                                 </w:p>
                               </w:tc>
                               <w:tc>
@@ -7045,21 +7078,12 @@
                                 <w:sz w:val="17"/>
                               </w:rPr>
                             </w:pPr>
-                            <w:proofErr w:type="spellStart"/>
                             <w:r>
                               <w:rPr>
                                 <w:rFonts w:ascii="Times New Roman" w:hAnsi="Times New Roman"/>
                                 <w:sz w:val="17"/>
                               </w:rPr>
-                              <w:t>Изм</w:t>
-                            </w:r>
-                            <w:proofErr w:type="spellEnd"/>
-                            <w:r>
-                              <w:rPr>
-                                <w:rFonts w:ascii="Times New Roman" w:hAnsi="Times New Roman"/>
-                                <w:sz w:val="17"/>
-                              </w:rPr>
-                              <w:t>.</w:t>
+                              <w:t>Изм.</w:t>
                             </w:r>
                           </w:p>
                         </w:tc>
@@ -7118,17 +7142,8 @@
                                 <w:rFonts w:ascii="Times New Roman" w:hAnsi="Times New Roman"/>
                                 <w:sz w:val="17"/>
                               </w:rPr>
-                              <w:t xml:space="preserve">№ </w:t>
+                              <w:t>№ докум</w:t>
                             </w:r>
-                            <w:proofErr w:type="spellStart"/>
-                            <w:r>
-                              <w:rPr>
-                                <w:rFonts w:ascii="Times New Roman" w:hAnsi="Times New Roman"/>
-                                <w:sz w:val="17"/>
-                              </w:rPr>
-                              <w:t>докум</w:t>
-                            </w:r>
-                            <w:proofErr w:type="spellEnd"/>
                             <w:r>
                               <w:rPr>
                                 <w:rFonts w:ascii="Times New Roman" w:hAnsi="Times New Roman"/>
@@ -7159,7 +7174,6 @@
                                 <w:sz w:val="17"/>
                               </w:rPr>
                             </w:pPr>
-                            <w:proofErr w:type="spellStart"/>
                             <w:r>
                               <w:rPr>
                                 <w:rFonts w:ascii="Times New Roman" w:hAnsi="Times New Roman"/>
@@ -7167,7 +7181,6 @@
                               </w:rPr>
                               <w:t>Подпись</w:t>
                             </w:r>
-                            <w:proofErr w:type="spellEnd"/>
                           </w:p>
                         </w:tc>
                         <w:tc>
@@ -7245,7 +7258,6 @@
                                 <w:sz w:val="17"/>
                               </w:rPr>
                             </w:pPr>
-                            <w:proofErr w:type="spellStart"/>
                             <w:r>
                               <w:rPr>
                                 <w:rFonts w:ascii="Times New Roman" w:hAnsi="Times New Roman"/>
@@ -7253,7 +7265,6 @@
                               </w:rPr>
                               <w:t>Выполнил</w:t>
                             </w:r>
-                            <w:proofErr w:type="spellEnd"/>
                           </w:p>
                         </w:tc>
                         <w:tc>
@@ -7385,7 +7396,6 @@
                                 <w:lang w:val="ru-RU"/>
                               </w:rPr>
                             </w:pPr>
-                            <w:proofErr w:type="spellStart"/>
                             <w:r>
                               <w:rPr>
                                 <w:rFonts w:ascii="Times New Roman" w:hAnsi="Times New Roman"/>
@@ -7393,7 +7403,6 @@
                               </w:rPr>
                               <w:t>Лит</w:t>
                             </w:r>
-                            <w:proofErr w:type="spellEnd"/>
                             <w:r>
                               <w:rPr>
                                 <w:rFonts w:ascii="Times New Roman" w:hAnsi="Times New Roman"/>
@@ -7494,7 +7503,6 @@
                               </w:rPr>
                               <w:t>Пров</w:t>
                             </w:r>
-                            <w:proofErr w:type="spellStart"/>
                             <w:r>
                               <w:rPr>
                                 <w:rFonts w:ascii="Times New Roman" w:hAnsi="Times New Roman"/>
@@ -7503,7 +7511,6 @@
                               </w:rPr>
                               <w:t>ерила</w:t>
                             </w:r>
-                            <w:proofErr w:type="spellEnd"/>
                           </w:p>
                         </w:tc>
                         <w:tc>
@@ -8912,7 +8919,6 @@
   <w:style w:type="character" w:default="1" w:styleId="a2">
     <w:name w:val="Default Paragraph Font"/>
     <w:uiPriority w:val="1"/>
-    <w:semiHidden/>
     <w:unhideWhenUsed/>
   </w:style>
   <w:style w:type="table" w:default="1" w:styleId="a3">
@@ -19705,6 +19711,19 @@
       <w:lang w:val="uk-UA" w:eastAsia="ru-RU"/>
     </w:rPr>
   </w:style>
+  <w:style w:type="paragraph" w:styleId="aff9">
+    <w:name w:val="Normal (Web)"/>
+    <w:basedOn w:val="a1"/>
+    <w:uiPriority w:val="99"/>
+    <w:semiHidden/>
+    <w:unhideWhenUsed/>
+    <w:rsid w:val="00AB36DD"/>
+    <w:rPr>
+      <w:rFonts w:cs="Times New Roman"/>
+      <w:sz w:val="24"/>
+      <w:szCs w:val="24"/>
+    </w:rPr>
+  </w:style>
 </w:styles>
 </file>
 
